--- a/tai-lieu-noi-bo/yaroslavl/museum-of-irons-pereslavl.docx
+++ b/tai-lieu-noi-bo/yaroslavl/museum-of-irons-pereslavl.docx
@@ -1010,7 +1010,7 @@
           <w:color w:val="5C6773"/>
           <w:sz w:val="18"/>
         </w:rPr>
-        <w:t>Tài liệu nội bộ — không dùng cho mục đích public. Biên soạn nguyên gốc, có dẫn nguồn. Cập nhật 2026-08-08.</w:t>
+        <w:t>Tài liệu nội bộ — không dùng cho mục đích public. Biên soạn nguyên gốc, có dẫn nguồn. Cập nhật 2026-08-11.</w:t>
       </w:r>
     </w:p>
     <w:sectPr>
